--- a/[웹보안] 취약점 진단 용역_모의해킹_상세_보고서_최종.docx
+++ b/[웹보안] 취약점 진단 용역_모의해킹_상세_보고서_최종.docx
@@ -2807,9 +2807,6 @@
           <w:ilvl w:val="1"/>
           <w:numId w:val="1"/>
         </w:numPr>
-        <w:rPr>
-          <w:rFonts w:hint="eastAsia"/>
-        </w:rPr>
       </w:pPr>
       <w:r>
         <w:rPr>
@@ -3126,18 +3123,34 @@
               <w:spacing w:after="0"/>
               <w:jc w:val="center"/>
               <w:rPr>
+                <w:rFonts w:asciiTheme="majorHAnsi" w:eastAsiaTheme="majorHAnsi" w:hAnsiTheme="majorHAnsi" w:cs="굴림"/>
+                <w:color w:val="FF0000"/>
+                <w:sz w:val="20"/>
+              </w:rPr>
+            </w:pPr>
+            <w:r>
+              <w:rPr>
+                <w:rFonts w:asciiTheme="majorHAnsi" w:eastAsiaTheme="majorHAnsi" w:hAnsiTheme="majorHAnsi" w:cs="굴림"/>
+                <w:color w:val="FF0000"/>
+                <w:sz w:val="20"/>
+              </w:rPr>
+              <w:t>http://</w:t>
+            </w:r>
+            <w:r>
+              <w:rPr>
                 <w:rFonts w:asciiTheme="majorHAnsi" w:eastAsiaTheme="majorHAnsi" w:hAnsiTheme="majorHAnsi" w:cs="굴림" w:hint="eastAsia"/>
                 <w:color w:val="FF0000"/>
                 <w:sz w:val="20"/>
               </w:rPr>
-            </w:pPr>
+              <w:t>www.dddm.com</w:t>
+            </w:r>
             <w:r>
               <w:rPr>
                 <w:rFonts w:asciiTheme="majorHAnsi" w:eastAsiaTheme="majorHAnsi" w:hAnsiTheme="majorHAnsi" w:cs="굴림"/>
                 <w:color w:val="FF0000"/>
                 <w:sz w:val="20"/>
               </w:rPr>
-              <w:t>http://</w:t>
+              <w:t>/</w:t>
             </w:r>
             <w:r>
               <w:rPr>
@@ -3145,7 +3158,7 @@
                 <w:color w:val="FF0000"/>
                 <w:sz w:val="20"/>
               </w:rPr>
-              <w:t>www.dddm.com</w:t>
+              <w:t>ddm_php/</w:t>
             </w:r>
             <w:r>
               <w:rPr>
@@ -3153,7 +3166,7 @@
                 <w:color w:val="FF0000"/>
                 <w:sz w:val="20"/>
               </w:rPr>
-              <w:t>/login.php</w:t>
+              <w:t>login.php</w:t>
             </w:r>
           </w:p>
         </w:tc>
@@ -3215,6 +3228,16 @@
                 <w:sz w:val="20"/>
               </w:rPr>
             </w:pPr>
+            <w:proofErr w:type="spellStart"/>
+            <w:r>
+              <w:rPr>
+                <w:rFonts w:asciiTheme="majorHAnsi" w:eastAsiaTheme="majorHAnsi" w:hAnsiTheme="majorHAnsi" w:cs="굴림" w:hint="eastAsia"/>
+                <w:color w:val="FF0000"/>
+                <w:sz w:val="20"/>
+              </w:rPr>
+              <w:t>마이페이지</w:t>
+            </w:r>
+            <w:proofErr w:type="spellEnd"/>
           </w:p>
         </w:tc>
         <w:tc>
@@ -3238,8 +3261,46 @@
                 <w:sz w:val="20"/>
               </w:rPr>
             </w:pPr>
-            <w:bookmarkStart w:id="1" w:name="_GoBack"/>
-            <w:bookmarkEnd w:id="1"/>
+            <w:r>
+              <w:rPr>
+                <w:rFonts w:asciiTheme="majorHAnsi" w:eastAsiaTheme="majorHAnsi" w:hAnsiTheme="majorHAnsi" w:cs="굴림"/>
+                <w:color w:val="FF0000"/>
+                <w:sz w:val="20"/>
+              </w:rPr>
+              <w:t>http://</w:t>
+            </w:r>
+            <w:r>
+              <w:rPr>
+                <w:rFonts w:asciiTheme="majorHAnsi" w:eastAsiaTheme="majorHAnsi" w:hAnsiTheme="majorHAnsi" w:cs="굴림" w:hint="eastAsia"/>
+                <w:color w:val="FF0000"/>
+                <w:sz w:val="20"/>
+              </w:rPr>
+              <w:t>www.dddm.com</w:t>
+            </w:r>
+            <w:r>
+              <w:rPr>
+                <w:rFonts w:asciiTheme="majorHAnsi" w:eastAsiaTheme="majorHAnsi" w:hAnsiTheme="majorHAnsi" w:cs="굴림"/>
+                <w:color w:val="FF0000"/>
+                <w:sz w:val="20"/>
+              </w:rPr>
+              <w:t>/</w:t>
+            </w:r>
+            <w:r>
+              <w:rPr>
+                <w:rFonts w:asciiTheme="majorHAnsi" w:eastAsiaTheme="majorHAnsi" w:hAnsiTheme="majorHAnsi" w:cs="굴림"/>
+                <w:color w:val="FF0000"/>
+                <w:sz w:val="20"/>
+              </w:rPr>
+              <w:t>ddm_php/mypage</w:t>
+            </w:r>
+            <w:r>
+              <w:rPr>
+                <w:rFonts w:asciiTheme="majorHAnsi" w:eastAsiaTheme="majorHAnsi" w:hAnsiTheme="majorHAnsi" w:cs="굴림"/>
+                <w:color w:val="FF0000"/>
+                <w:sz w:val="20"/>
+              </w:rPr>
+              <w:t>.php</w:t>
+            </w:r>
           </w:p>
         </w:tc>
       </w:tr>
@@ -3331,6 +3392,30 @@
                 <w:sz w:val="20"/>
               </w:rPr>
             </w:pPr>
+            <w:r>
+              <w:rPr>
+                <w:rFonts w:asciiTheme="majorHAnsi" w:eastAsiaTheme="majorHAnsi" w:hAnsiTheme="majorHAnsi" w:cs="굴림"/>
+                <w:color w:val="FF0000"/>
+                <w:sz w:val="20"/>
+              </w:rPr>
+              <w:t>http://</w:t>
+            </w:r>
+            <w:r>
+              <w:rPr>
+                <w:rFonts w:asciiTheme="majorHAnsi" w:eastAsiaTheme="majorHAnsi" w:hAnsiTheme="majorHAnsi" w:cs="굴림" w:hint="eastAsia"/>
+                <w:color w:val="FF0000"/>
+                <w:sz w:val="20"/>
+              </w:rPr>
+              <w:t>www.dddm.com</w:t>
+            </w:r>
+            <w:r>
+              <w:rPr>
+                <w:rFonts w:asciiTheme="majorHAnsi" w:eastAsiaTheme="majorHAnsi" w:hAnsiTheme="majorHAnsi" w:cs="굴림"/>
+                <w:color w:val="FF0000"/>
+                <w:sz w:val="20"/>
+              </w:rPr>
+              <w:t>/ddm_php/shop_list.php</w:t>
+            </w:r>
           </w:p>
         </w:tc>
       </w:tr>
@@ -3584,70 +3669,6 @@
           </w:p>
         </w:tc>
       </w:tr>
-      <w:tr>
-        <w:tc>
-          <w:tcPr>
-            <w:tcW w:w="2611" w:type="dxa"/>
-            <w:tcBorders>
-              <w:top w:val="single" w:sz="4" w:space="0" w:color="000000"/>
-              <w:left w:val="single" w:sz="4" w:space="0" w:color="000000"/>
-              <w:bottom w:val="single" w:sz="4" w:space="0" w:color="000000"/>
-              <w:right w:val="single" w:sz="4" w:space="0" w:color="000000"/>
-            </w:tcBorders>
-            <w:shd w:val="clear" w:color="auto" w:fill="FFFFFF" w:themeFill="background1"/>
-          </w:tcPr>
-          <w:p>
-            <w:pPr>
-              <w:pStyle w:val="a9"/>
-            </w:pPr>
-            <w:proofErr w:type="spellStart"/>
-            <w:r>
-              <w:t>Metasploit</w:t>
-            </w:r>
-            <w:proofErr w:type="spellEnd"/>
-          </w:p>
-        </w:tc>
-        <w:tc>
-          <w:tcPr>
-            <w:tcW w:w="2447" w:type="dxa"/>
-            <w:tcBorders>
-              <w:top w:val="single" w:sz="4" w:space="0" w:color="000000"/>
-              <w:left w:val="single" w:sz="4" w:space="0" w:color="000000"/>
-              <w:bottom w:val="single" w:sz="4" w:space="0" w:color="000000"/>
-              <w:right w:val="single" w:sz="4" w:space="0" w:color="000000"/>
-            </w:tcBorders>
-            <w:shd w:val="clear" w:color="auto" w:fill="FFFFFF" w:themeFill="background1"/>
-          </w:tcPr>
-          <w:p>
-            <w:pPr>
-              <w:pStyle w:val="a9"/>
-            </w:pPr>
-            <w:r>
-              <w:t>침투 테스트</w:t>
-            </w:r>
-          </w:p>
-        </w:tc>
-        <w:tc>
-          <w:tcPr>
-            <w:tcW w:w="3958" w:type="dxa"/>
-            <w:tcBorders>
-              <w:top w:val="single" w:sz="4" w:space="0" w:color="000000"/>
-              <w:left w:val="single" w:sz="4" w:space="0" w:color="000000"/>
-              <w:bottom w:val="single" w:sz="4" w:space="0" w:color="000000"/>
-              <w:right w:val="single" w:sz="4" w:space="0" w:color="000000"/>
-            </w:tcBorders>
-            <w:shd w:val="clear" w:color="auto" w:fill="FFFFFF" w:themeFill="background1"/>
-          </w:tcPr>
-          <w:p>
-            <w:pPr>
-              <w:pStyle w:val="a9"/>
-            </w:pPr>
-            <w:r>
-              <w:t>www.metasploit.com</w:t>
-            </w:r>
-          </w:p>
-        </w:tc>
-      </w:tr>
     </w:tbl>
     <w:p>
       <w:pPr>
@@ -3665,6 +3686,8 @@
           <w:top w:val="none" w:sz="2" w:space="31" w:color="000000"/>
         </w:pBdr>
       </w:pPr>
+      <w:bookmarkStart w:id="1" w:name="_GoBack"/>
+      <w:bookmarkEnd w:id="1"/>
     </w:p>
     <w:p>
       <w:pPr>
@@ -4299,7 +4322,6 @@
               <w:rPr>
                 <w:rFonts w:hint="eastAsia"/>
               </w:rPr>
-              <w:lastRenderedPageBreak/>
               <w:t>구분</w:t>
             </w:r>
           </w:p>
@@ -4359,6 +4381,7 @@
               <w:rPr>
                 <w:rFonts w:hint="eastAsia"/>
               </w:rPr>
+              <w:lastRenderedPageBreak/>
               <w:t>발견URL</w:t>
             </w:r>
           </w:p>
